--- a/downloads/documents/05 Materials/Unit 07/Slides/Slides 07.12 - Year Reflection and Portfolio.docx
+++ b/downloads/documents/05 Materials/Unit 07/Slides/Slides 07.12 - Year Reflection and Portfolio.docx
@@ -536,7 +536,7 @@
         <w:rPr>
           <w:b/>
         </w:rPr>
-        <w:t xml:space="preserve">You may write this in Turkish, Portuguese, or Spanish.</w:t>
+        <w:t xml:space="preserve">You may write this in Spanish.</w:t>
       </w:r>
       <w:r>
         <w:t xml:space="preserve"> </w:t>
@@ -806,7 +806,7 @@
     <w:sectPr>
       <w:headerReference w:type="default" r:id="rId9"/>
       <w:pgSz w:w="12240" w:h="15840"/>
-      <w:pgMar w:top="1440" w:bottom="1440" w:left="1440" w:right="1440" w:header="504"/>
+      <w:pgMar w:top="1008" w:bottom="1008" w:left="1008" w:right="1008" w:header="504"/>
     </w:sectPr>
   </w:body>
 </w:document>

--- a/downloads/documents/05 Materials/Unit 07/Slides/Slides 07.12 - Year Reflection and Portfolio.docx
+++ b/downloads/documents/05 Materials/Unit 07/Slides/Slides 07.12 - Year Reflection and Portfolio.docx
@@ -220,7 +220,7 @@
         <w:pStyle w:val="Compact"/>
       </w:pPr>
       <w:r>
-        <w:t xml:space="preserve">The interview feedback sheet a peer filled in about you</w:t>
+        <w:t xml:space="preserve">The interview feedback sheet a classmate filled in about you</w:t>
       </w:r>
     </w:p>
     <w:p>
@@ -255,7 +255,7 @@
         <w:rPr>
           <w:b/>
         </w:rPr>
-        <w:t xml:space="preserve">One artifact from each unit. You choose which:</w:t>
+        <w:t xml:space="preserve">One piece of work from each unit. You choose which:</w:t>
       </w:r>
     </w:p>
     <w:p>
@@ -330,6 +330,12 @@
         </w:rPr>
         <w:t xml:space="preserve">do</w:t>
       </w:r>
+      <w:r>
+        <w:t xml:space="preserve"> </w:t>
+      </w:r>
+      <w:r>
+        <w:t xml:space="preserve">now</w:t>
+      </w:r>
     </w:p>
     <w:p>
       <w:pPr>
@@ -715,7 +721,7 @@
         <w:t xml:space="preserve"> </w:t>
       </w:r>
       <w:r>
-        <w:t xml:space="preserve">not a nod, nothing. Twenty-seven sentences with no commentary is a serious thing and students can feel it. The teacher goes last, not first.</w:t>
+        <w:t xml:space="preserve">not a nod, nothing. Thirty sentences with no commentary is a serious thing and students can feel it. The teacher goes last, not first.</w:t>
       </w:r>
     </w:p>
     <w:p>
